--- a/gergacs-marketing-system/09_office_formats/docx/13_lead_magnets/03_prelist_prep_pdf.docx
+++ b/gergacs-marketing-system/09_office_formats/docx/13_lead_magnets/03_prelist_prep_pdf.docx
@@ -80,7 +80,7 @@
         <w:pStyle w:val="FirstParagraph"/>
       </w:pPr>
       <w:r>
-        <w:t xml:space="preserve">Most agents will tell you what your home is worth.</w:t>
+        <w:t xml:space="preserve">Most agents will give you a single magic number for your home.</w:t>
       </w:r>
     </w:p>
     <w:p>
